--- a/book3/downloads/Agent-Candidacy-Checklist.docx
+++ b/book3/downloads/Agent-Candidacy-Checklist.docx
@@ -24,7 +24,7 @@
     </w:p>
     <w:p>
       <w:r>
-        <w:t>From the field manual (Chapter 13). Bring this to your team before any build decision.</w:t>
+        <w:t>From the field manual (Chapter 15). Bring this to your team before any build decision.</w:t>
       </w:r>
     </w:p>
     <w:p>
